--- a/7_semester/Методы искусственного интеллекта/ЛР2/ЛР2_Отчет_Буренков_МИИ.docx
+++ b/7_semester/Методы искусственного интеллекта/ЛР2/ЛР2_Отчет_Буренков_МИИ.docx
@@ -1862,6 +1862,10 @@
         <w:spacing w:before="240" w:line="360" w:lineRule="auto"/>
         <w:ind w:firstLine="709"/>
         <w:jc w:val="both"/>
+        <w:rPr>
+          <w:color w:val="000000"/>
+          <w:sz w:val="28"/>
+        </w:rPr>
       </w:pPr>
       <w:r>
         <w:rPr>
@@ -1870,6 +1874,480 @@
         </w:rPr>
         <w:t>Типовой набор — центр класса; каждая строка таблицы — измерение с разбросом, точных копий типового набора нет. Диапазоны соседних классов пересекаются: упругость футбольного 0,70–0,80, баскетбольного 0,71–0,87; окружность волейбольного 67,1–70,6 см, футбольного 68,2–72,9 см. Поэтому один признак сам по себе класс не называет.</w:t>
       </w:r>
+    </w:p>
+    <w:p>
+      <w:pPr>
+        <w:spacing w:before="120" w:after="120" w:line="360" w:lineRule="auto"/>
+        <w:rPr>
+          <w:sz w:val="28"/>
+          <w:szCs w:val="28"/>
+        </w:rPr>
+      </w:pPr>
+      <w:r>
+        <w:rPr>
+          <w:color w:val="000000"/>
+          <w:sz w:val="28"/>
+          <w:szCs w:val="28"/>
+        </w:rPr>
+        <w:t xml:space="preserve">Таблица </w:t>
+      </w:r>
+      <w:r>
+        <w:rPr>
+          <w:color w:val="000000"/>
+          <w:sz w:val="28"/>
+          <w:szCs w:val="28"/>
+        </w:rPr>
+        <w:t>2</w:t>
+      </w:r>
+      <w:r>
+        <w:rPr>
+          <w:color w:val="000000"/>
+          <w:sz w:val="28"/>
+          <w:szCs w:val="28"/>
+        </w:rPr>
+        <w:t xml:space="preserve"> — Начальные параметры метода k ближайших соседей</w:t>
+      </w:r>
+    </w:p>
+    <w:tbl>
+      <w:tblPr>
+        <w:tblW w:w="0" w:type="auto"/>
+        <w:jc w:val="center"/>
+        <w:tblLayout w:type="fixed"/>
+        <w:tblLook w:val="04A0" w:firstRow="1" w:lastRow="0" w:firstColumn="1" w:lastColumn="0" w:noHBand="0" w:noVBand="1"/>
+      </w:tblPr>
+      <w:tblGrid>
+        <w:gridCol w:w="2835"/>
+        <w:gridCol w:w="2551"/>
+        <w:gridCol w:w="3969"/>
+      </w:tblGrid>
+      <w:tr>
+        <w:trPr>
+          <w:jc w:val="center"/>
+        </w:trPr>
+        <w:tc>
+          <w:tcPr>
+            <w:tcW w:w="2835" w:type="dxa"/>
+            <w:tcBorders>
+              <w:top w:val="single" w:sz="4" w:space="0" w:color="000000"/>
+              <w:left w:val="single" w:sz="4" w:space="0" w:color="000000"/>
+              <w:bottom w:val="single" w:sz="4" w:space="0" w:color="000000"/>
+              <w:right w:val="single" w:sz="4" w:space="0" w:color="000000"/>
+            </w:tcBorders>
+            <w:shd w:val="clear" w:color="auto" w:fill="F2F2F2"/>
+          </w:tcPr>
+          <w:p>
+            <w:pPr>
+              <w:jc w:val="center"/>
+            </w:pPr>
+            <w:r>
+              <w:rPr>
+                <w:b/>
+                <w:color w:val="000000"/>
+              </w:rPr>
+              <w:t>Параметр</w:t>
+            </w:r>
+          </w:p>
+        </w:tc>
+        <w:tc>
+          <w:tcPr>
+            <w:tcW w:w="2551" w:type="dxa"/>
+            <w:tcBorders>
+              <w:top w:val="single" w:sz="4" w:space="0" w:color="000000"/>
+              <w:left w:val="single" w:sz="4" w:space="0" w:color="000000"/>
+              <w:bottom w:val="single" w:sz="4" w:space="0" w:color="000000"/>
+              <w:right w:val="single" w:sz="4" w:space="0" w:color="000000"/>
+            </w:tcBorders>
+            <w:shd w:val="clear" w:color="auto" w:fill="F2F2F2"/>
+          </w:tcPr>
+          <w:p>
+            <w:pPr>
+              <w:jc w:val="center"/>
+            </w:pPr>
+            <w:r>
+              <w:rPr>
+                <w:b/>
+                <w:color w:val="000000"/>
+              </w:rPr>
+              <w:t>Значение</w:t>
+            </w:r>
+          </w:p>
+        </w:tc>
+        <w:tc>
+          <w:tcPr>
+            <w:tcW w:w="3969" w:type="dxa"/>
+            <w:tcBorders>
+              <w:top w:val="single" w:sz="4" w:space="0" w:color="000000"/>
+              <w:left w:val="single" w:sz="4" w:space="0" w:color="000000"/>
+              <w:bottom w:val="single" w:sz="4" w:space="0" w:color="000000"/>
+              <w:right w:val="single" w:sz="4" w:space="0" w:color="000000"/>
+            </w:tcBorders>
+            <w:shd w:val="clear" w:color="auto" w:fill="F2F2F2"/>
+          </w:tcPr>
+          <w:p>
+            <w:pPr>
+              <w:jc w:val="center"/>
+            </w:pPr>
+            <w:r>
+              <w:rPr>
+                <w:b/>
+                <w:color w:val="000000"/>
+              </w:rPr>
+              <w:t>Обоснование</w:t>
+            </w:r>
+          </w:p>
+        </w:tc>
+      </w:tr>
+      <w:tr>
+        <w:trPr>
+          <w:jc w:val="center"/>
+        </w:trPr>
+        <w:tc>
+          <w:tcPr>
+            <w:tcW w:w="2835" w:type="dxa"/>
+            <w:tcBorders>
+              <w:top w:val="single" w:sz="4" w:space="0" w:color="000000"/>
+              <w:left w:val="single" w:sz="4" w:space="0" w:color="000000"/>
+              <w:bottom w:val="single" w:sz="4" w:space="0" w:color="000000"/>
+              <w:right w:val="single" w:sz="4" w:space="0" w:color="000000"/>
+            </w:tcBorders>
+          </w:tcPr>
+          <w:p>
+            <w:r>
+              <w:rPr>
+                <w:color w:val="000000"/>
+              </w:rPr>
+              <w:t>Мера близости</w:t>
+            </w:r>
+          </w:p>
+        </w:tc>
+        <w:tc>
+          <w:tcPr>
+            <w:tcW w:w="2551" w:type="dxa"/>
+            <w:tcBorders>
+              <w:top w:val="single" w:sz="4" w:space="0" w:color="000000"/>
+              <w:left w:val="single" w:sz="4" w:space="0" w:color="000000"/>
+              <w:bottom w:val="single" w:sz="4" w:space="0" w:color="000000"/>
+              <w:right w:val="single" w:sz="4" w:space="0" w:color="000000"/>
+            </w:tcBorders>
+          </w:tcPr>
+          <w:p>
+            <w:pPr>
+              <w:jc w:val="center"/>
+            </w:pPr>
+            <w:r>
+              <w:rPr>
+                <w:color w:val="000000"/>
+              </w:rPr>
+              <w:t>евклидово расстояние</w:t>
+            </w:r>
+          </w:p>
+        </w:tc>
+        <w:tc>
+          <w:tcPr>
+            <w:tcW w:w="3969" w:type="dxa"/>
+            <w:tcBorders>
+              <w:top w:val="single" w:sz="4" w:space="0" w:color="000000"/>
+              <w:left w:val="single" w:sz="4" w:space="0" w:color="000000"/>
+              <w:bottom w:val="single" w:sz="4" w:space="0" w:color="000000"/>
+              <w:right w:val="single" w:sz="4" w:space="0" w:color="000000"/>
+            </w:tcBorders>
+          </w:tcPr>
+          <w:p>
+            <w:r>
+              <w:rPr>
+                <w:color w:val="000000"/>
+              </w:rPr>
+              <w:t>Стандартная мера для непрерывных признаков</w:t>
+            </w:r>
+          </w:p>
+        </w:tc>
+      </w:tr>
+      <w:tr>
+        <w:trPr>
+          <w:jc w:val="center"/>
+        </w:trPr>
+        <w:tc>
+          <w:tcPr>
+            <w:tcW w:w="2835" w:type="dxa"/>
+            <w:tcBorders>
+              <w:top w:val="single" w:sz="4" w:space="0" w:color="000000"/>
+              <w:left w:val="single" w:sz="4" w:space="0" w:color="000000"/>
+              <w:bottom w:val="single" w:sz="4" w:space="0" w:color="000000"/>
+              <w:right w:val="single" w:sz="4" w:space="0" w:color="000000"/>
+            </w:tcBorders>
+          </w:tcPr>
+          <w:p>
+            <w:r>
+              <w:rPr>
+                <w:color w:val="000000"/>
+              </w:rPr>
+              <w:t>Масштабирование</w:t>
+            </w:r>
+          </w:p>
+        </w:tc>
+        <w:tc>
+          <w:tcPr>
+            <w:tcW w:w="2551" w:type="dxa"/>
+            <w:tcBorders>
+              <w:top w:val="single" w:sz="4" w:space="0" w:color="000000"/>
+              <w:left w:val="single" w:sz="4" w:space="0" w:color="000000"/>
+              <w:bottom w:val="single" w:sz="4" w:space="0" w:color="000000"/>
+              <w:right w:val="single" w:sz="4" w:space="0" w:color="000000"/>
+            </w:tcBorders>
+          </w:tcPr>
+          <w:p>
+            <w:pPr>
+              <w:jc w:val="center"/>
+            </w:pPr>
+            <w:r>
+              <w:rPr>
+                <w:color w:val="000000"/>
+              </w:rPr>
+              <w:t>стандартизация по обучению</w:t>
+            </w:r>
+          </w:p>
+        </w:tc>
+        <w:tc>
+          <w:tcPr>
+            <w:tcW w:w="3969" w:type="dxa"/>
+            <w:tcBorders>
+              <w:top w:val="single" w:sz="4" w:space="0" w:color="000000"/>
+              <w:left w:val="single" w:sz="4" w:space="0" w:color="000000"/>
+              <w:bottom w:val="single" w:sz="4" w:space="0" w:color="000000"/>
+              <w:right w:val="single" w:sz="4" w:space="0" w:color="000000"/>
+            </w:tcBorders>
+          </w:tcPr>
+          <w:p>
+            <w:r>
+              <w:rPr>
+                <w:color w:val="000000"/>
+              </w:rPr>
+              <w:t>Признаки имеют разные единицы (г, см, бар); без масштаба масса доминирует</w:t>
+            </w:r>
+          </w:p>
+        </w:tc>
+      </w:tr>
+      <w:tr>
+        <w:trPr>
+          <w:jc w:val="center"/>
+        </w:trPr>
+        <w:tc>
+          <w:tcPr>
+            <w:tcW w:w="2835" w:type="dxa"/>
+            <w:tcBorders>
+              <w:top w:val="single" w:sz="4" w:space="0" w:color="000000"/>
+              <w:left w:val="single" w:sz="4" w:space="0" w:color="000000"/>
+              <w:bottom w:val="single" w:sz="4" w:space="0" w:color="000000"/>
+              <w:right w:val="single" w:sz="4" w:space="0" w:color="000000"/>
+            </w:tcBorders>
+          </w:tcPr>
+          <w:p>
+            <w:r>
+              <w:rPr>
+                <w:color w:val="000000"/>
+              </w:rPr>
+              <w:t>Кандидаты k</w:t>
+            </w:r>
+          </w:p>
+        </w:tc>
+        <w:tc>
+          <w:tcPr>
+            <w:tcW w:w="2551" w:type="dxa"/>
+            <w:tcBorders>
+              <w:top w:val="single" w:sz="4" w:space="0" w:color="000000"/>
+              <w:left w:val="single" w:sz="4" w:space="0" w:color="000000"/>
+              <w:bottom w:val="single" w:sz="4" w:space="0" w:color="000000"/>
+              <w:right w:val="single" w:sz="4" w:space="0" w:color="000000"/>
+            </w:tcBorders>
+          </w:tcPr>
+          <w:p>
+            <w:pPr>
+              <w:jc w:val="center"/>
+            </w:pPr>
+            <w:r>
+              <w:rPr>
+                <w:color w:val="000000"/>
+              </w:rPr>
+              <w:t>1, 3, 5, …, 15</w:t>
+            </w:r>
+          </w:p>
+        </w:tc>
+        <w:tc>
+          <w:tcPr>
+            <w:tcW w:w="3969" w:type="dxa"/>
+            <w:tcBorders>
+              <w:top w:val="single" w:sz="4" w:space="0" w:color="000000"/>
+              <w:left w:val="single" w:sz="4" w:space="0" w:color="000000"/>
+              <w:bottom w:val="single" w:sz="4" w:space="0" w:color="000000"/>
+              <w:right w:val="single" w:sz="4" w:space="0" w:color="000000"/>
+            </w:tcBorders>
+          </w:tcPr>
+          <w:p>
+            <w:r>
+              <w:rPr>
+                <w:color w:val="000000"/>
+              </w:rPr>
+              <w:t xml:space="preserve">Нечётное </w:t>
+            </w:r>
+            <w:r>
+              <w:rPr>
+                <w:color w:val="000000"/>
+              </w:rPr>
+              <w:t>k</w:t>
+            </w:r>
+            <w:r>
+              <w:rPr>
+                <w:color w:val="000000"/>
+              </w:rPr>
+              <w:t xml:space="preserve"> уменьшает вероятность ничьей голосов</w:t>
+            </w:r>
+          </w:p>
+        </w:tc>
+      </w:tr>
+      <w:tr>
+        <w:trPr>
+          <w:jc w:val="center"/>
+        </w:trPr>
+        <w:tc>
+          <w:tcPr>
+            <w:tcW w:w="2835" w:type="dxa"/>
+            <w:tcBorders>
+              <w:top w:val="single" w:sz="4" w:space="0" w:color="000000"/>
+              <w:left w:val="single" w:sz="4" w:space="0" w:color="000000"/>
+              <w:bottom w:val="single" w:sz="4" w:space="0" w:color="000000"/>
+              <w:right w:val="single" w:sz="4" w:space="0" w:color="000000"/>
+            </w:tcBorders>
+          </w:tcPr>
+          <w:p>
+            <w:r>
+              <w:rPr>
+                <w:color w:val="000000"/>
+              </w:rPr>
+              <w:lastRenderedPageBreak/>
+              <w:t>Выбранное k</w:t>
+            </w:r>
+          </w:p>
+        </w:tc>
+        <w:tc>
+          <w:tcPr>
+            <w:tcW w:w="2551" w:type="dxa"/>
+            <w:tcBorders>
+              <w:top w:val="single" w:sz="4" w:space="0" w:color="000000"/>
+              <w:left w:val="single" w:sz="4" w:space="0" w:color="000000"/>
+              <w:bottom w:val="single" w:sz="4" w:space="0" w:color="000000"/>
+              <w:right w:val="single" w:sz="4" w:space="0" w:color="000000"/>
+            </w:tcBorders>
+          </w:tcPr>
+          <w:p>
+            <w:pPr>
+              <w:jc w:val="center"/>
+            </w:pPr>
+            <w:r>
+              <w:rPr>
+                <w:color w:val="000000"/>
+              </w:rPr>
+              <w:t>5</w:t>
+            </w:r>
+          </w:p>
+        </w:tc>
+        <w:tc>
+          <w:tcPr>
+            <w:tcW w:w="3969" w:type="dxa"/>
+            <w:tcBorders>
+              <w:top w:val="single" w:sz="4" w:space="0" w:color="000000"/>
+              <w:left w:val="single" w:sz="4" w:space="0" w:color="000000"/>
+              <w:bottom w:val="single" w:sz="4" w:space="0" w:color="000000"/>
+              <w:right w:val="single" w:sz="4" w:space="0" w:color="000000"/>
+            </w:tcBorders>
+          </w:tcPr>
+          <w:p>
+            <w:r>
+              <w:rPr>
+                <w:color w:val="000000"/>
+              </w:rPr>
+              <w:t xml:space="preserve">Максимум верных ответов на обучении; при равенстве берётся меньшее </w:t>
+            </w:r>
+            <w:r>
+              <w:rPr>
+                <w:color w:val="000000"/>
+              </w:rPr>
+              <w:t>k</w:t>
+            </w:r>
+          </w:p>
+        </w:tc>
+      </w:tr>
+      <w:tr>
+        <w:trPr>
+          <w:jc w:val="center"/>
+        </w:trPr>
+        <w:tc>
+          <w:tcPr>
+            <w:tcW w:w="2835" w:type="dxa"/>
+            <w:tcBorders>
+              <w:top w:val="single" w:sz="4" w:space="0" w:color="000000"/>
+              <w:left w:val="single" w:sz="4" w:space="0" w:color="000000"/>
+              <w:bottom w:val="single" w:sz="4" w:space="0" w:color="000000"/>
+              <w:right w:val="single" w:sz="4" w:space="0" w:color="000000"/>
+            </w:tcBorders>
+          </w:tcPr>
+          <w:p>
+            <w:r>
+              <w:rPr>
+                <w:color w:val="000000"/>
+              </w:rPr>
+              <w:t>Номер наблюдения</w:t>
+            </w:r>
+          </w:p>
+        </w:tc>
+        <w:tc>
+          <w:tcPr>
+            <w:tcW w:w="2551" w:type="dxa"/>
+            <w:tcBorders>
+              <w:top w:val="single" w:sz="4" w:space="0" w:color="000000"/>
+              <w:left w:val="single" w:sz="4" w:space="0" w:color="000000"/>
+              <w:bottom w:val="single" w:sz="4" w:space="0" w:color="000000"/>
+              <w:right w:val="single" w:sz="4" w:space="0" w:color="000000"/>
+            </w:tcBorders>
+          </w:tcPr>
+          <w:p>
+            <w:pPr>
+              <w:jc w:val="center"/>
+            </w:pPr>
+            <w:r>
+              <w:rPr>
+                <w:color w:val="000000"/>
+              </w:rPr>
+              <w:t>не используется</w:t>
+            </w:r>
+          </w:p>
+        </w:tc>
+        <w:tc>
+          <w:tcPr>
+            <w:tcW w:w="3969" w:type="dxa"/>
+            <w:tcBorders>
+              <w:top w:val="single" w:sz="4" w:space="0" w:color="000000"/>
+              <w:left w:val="single" w:sz="4" w:space="0" w:color="000000"/>
+              <w:bottom w:val="single" w:sz="4" w:space="0" w:color="000000"/>
+              <w:right w:val="single" w:sz="4" w:space="0" w:color="000000"/>
+            </w:tcBorders>
+          </w:tcPr>
+          <w:p>
+            <w:r>
+              <w:rPr>
+                <w:color w:val="000000"/>
+              </w:rPr>
+              <w:t>Идентификатор не является признаком класса</w:t>
+            </w:r>
+          </w:p>
+        </w:tc>
+      </w:tr>
+    </w:tbl>
+    <w:p>
+      <w:pPr>
+        <w:spacing w:before="240" w:line="360" w:lineRule="auto"/>
+        <w:ind w:firstLine="709"/>
+        <w:jc w:val="both"/>
+      </w:pPr>
     </w:p>
     <w:p>
       <w:pPr>
@@ -1882,7 +2360,21 @@
           <w:color w:val="000000"/>
           <w:sz w:val="28"/>
         </w:rPr>
-        <w:t>Все 150 измерений приведены в таблице 2.</w:t>
+        <w:t xml:space="preserve">Все 150 измерений приведены в таблице </w:t>
+      </w:r>
+      <w:r>
+        <w:rPr>
+          <w:color w:val="000000"/>
+          <w:sz w:val="28"/>
+        </w:rPr>
+        <w:t>3</w:t>
+      </w:r>
+      <w:r>
+        <w:rPr>
+          <w:color w:val="000000"/>
+          <w:sz w:val="28"/>
+        </w:rPr>
+        <w:t>.</w:t>
       </w:r>
     </w:p>
     <w:p>
@@ -1895,7 +2387,22 @@
           <w:color w:val="000000"/>
           <w:sz w:val="28"/>
         </w:rPr>
-        <w:t>Таблица 2 — Измерения трёх мячей</w:t>
+        <w:t xml:space="preserve">Таблица </w:t>
+      </w:r>
+      <w:r>
+        <w:rPr>
+          <w:color w:val="000000"/>
+          <w:sz w:val="28"/>
+          <w:lang w:val="en-GB"/>
+        </w:rPr>
+        <w:t>3</w:t>
+      </w:r>
+      <w:r>
+        <w:rPr>
+          <w:color w:val="000000"/>
+          <w:sz w:val="28"/>
+        </w:rPr>
+        <w:t xml:space="preserve"> — Измерения трёх мячей</w:t>
       </w:r>
     </w:p>
     <w:tbl>
@@ -3262,7 +3769,6 @@
               <w:rPr>
                 <w:color w:val="000000"/>
               </w:rPr>
-              <w:lastRenderedPageBreak/>
               <w:t>8</w:t>
             </w:r>
           </w:p>
@@ -8153,6 +8659,7 @@
               <w:rPr>
                 <w:color w:val="000000"/>
               </w:rPr>
+              <w:lastRenderedPageBreak/>
               <w:t>38</w:t>
             </w:r>
           </w:p>
@@ -11087,7 +11594,6 @@
               <w:rPr>
                 <w:color w:val="000000"/>
               </w:rPr>
-              <w:lastRenderedPageBreak/>
               <w:t>56</w:t>
             </w:r>
           </w:p>
@@ -15978,6 +16484,7 @@
               <w:rPr>
                 <w:color w:val="000000"/>
               </w:rPr>
+              <w:lastRenderedPageBreak/>
               <w:t>86</w:t>
             </w:r>
           </w:p>
@@ -18912,7 +19419,6 @@
               <w:rPr>
                 <w:color w:val="000000"/>
               </w:rPr>
-              <w:lastRenderedPageBreak/>
               <w:t>104</w:t>
             </w:r>
           </w:p>
@@ -23803,6 +24309,7 @@
               <w:rPr>
                 <w:color w:val="000000"/>
               </w:rPr>
+              <w:lastRenderedPageBreak/>
               <w:t>134</w:t>
             </w:r>
           </w:p>
@@ -26683,7 +27190,22 @@
           <w:color w:val="000000"/>
           <w:sz w:val="28"/>
         </w:rPr>
-        <w:t>Пять признаков измерены в разных единицах и имеют разный разброс на обучении: у массы стандартное отклонение около 45,4 г, у коэффициента упругости — около 0,0617. Без приведения к одному масштабу разность в десятках граммов перетянет евклидово расстояние сильнее, чем заметное отличие упругости. Перед поиском соседей каждый признак приведён к нулевому среднему и единичному разбросу по 105 обучающим наблюдениям. Разброс — корень из среднего квадрата отклонения от среднего. Те же среднее и разброс применены к тесту, тест в эти две величины не входит. Округлённые значения даны в таблице 3.</w:t>
+        <w:t xml:space="preserve">Пять признаков измерены в разных единицах и имеют разный разброс на обучении: у массы стандартное отклонение около 45,4 г, у коэффициента упругости — около 0,0617. Без приведения к одному масштабу разность в десятках граммов перетянет евклидово расстояние сильнее, чем заметное отличие упругости. Перед поиском соседей каждый признак приведён к нулевому среднему и единичному разбросу по 105 обучающим наблюдениям. Разброс — корень из среднего квадрата отклонения от среднего. Те же среднее и разброс применены к тесту, тест в эти две величины не входит. Округлённые значения даны в таблице </w:t>
+      </w:r>
+      <w:r>
+        <w:rPr>
+          <w:color w:val="000000"/>
+          <w:sz w:val="28"/>
+          <w:lang w:val="en-GB"/>
+        </w:rPr>
+        <w:t>4</w:t>
+      </w:r>
+      <w:r>
+        <w:rPr>
+          <w:color w:val="000000"/>
+          <w:sz w:val="28"/>
+        </w:rPr>
+        <w:t>.</w:t>
       </w:r>
     </w:p>
     <w:p>
@@ -26696,7 +27218,21 @@
           <w:color w:val="000000"/>
           <w:sz w:val="28"/>
         </w:rPr>
-        <w:t>Таблица 3 — Среднее и разброс обучающей выборки</w:t>
+        <w:t xml:space="preserve">Таблица </w:t>
+      </w:r>
+      <w:r>
+        <w:rPr>
+          <w:color w:val="000000"/>
+          <w:sz w:val="28"/>
+        </w:rPr>
+        <w:t>4</w:t>
+      </w:r>
+      <w:r>
+        <w:rPr>
+          <w:color w:val="000000"/>
+          <w:sz w:val="28"/>
+        </w:rPr>
+        <w:t xml:space="preserve"> — Среднее и разброс обучающей выборки</w:t>
       </w:r>
     </w:p>
     <w:tbl>
@@ -34188,13 +34724,6 @@
         <w:ind w:firstLine="709"/>
         <w:jc w:val="both"/>
       </w:pPr>
-      <w:r>
-        <w:rPr>
-          <w:color w:val="000000"/>
-          <w:sz w:val="28"/>
-        </w:rPr>
-        <w:t>На 45 тестовых наблюдениях верны 42, accuracy = 93,33 %. Средние precision, recall и F-measure равны 94,44 %, 93,33 % и 93,44 %. Наблюдение 8. Факт — «баскетбольный», прогноз — «футбольный». Голоса соседей: «футбольный» — 5. Не как у типового набора этого мяча: упругость 0,77 вместо 0,82; окружность 70,9 вместо 72,0; масса 442 вместо 480; давление 0,50 вместо 0,50; отскок 131 вместо 135. Наблюдение 102. Факт — «баскетбольный», прогноз — «футбольный». Голоса соседей: «футбольный» — 3, «баскетбольный» — 2. Не как у типового набора этого мяча: упругость 0,78 вместо 0,82; окружность 71,7 вместо 72,0; масса 456 вместо 480; давление 0,50 вместо 0,50; отскок 130 вместо 135. Наблюдение 105. Факт — «волейбольный», прогноз — «футбольный». Голоса соседей: «футбольный» — 3, «волейбольный» — 2. Не как у типового набора этого мяча: упругость 0,75 вместо 0,68; окружность 68,4 вместо 69,0; масса 431 вместо 380; давление 0,46 вместо 0,42; отскок 129 вместо 118. Ошибки связаны с пересечением диапазонов соседних мячей при локальном голосовании соседей.</w:t>
-      </w:r>
     </w:p>
     <w:sectPr>
       <w:headerReference w:type="default" r:id="rId9"/>
